--- a/downloads/fiches/bts_management_economique_de_la_construction_fiche_evaluation.docx
+++ b/downloads/fiches/bts_management_economique_de_la_construction_fiche_evaluation.docx
@@ -186,7 +186,7 @@
               <w:rPr>
                 <w:lang w:val="fr-FR" w:eastAsia="fr-FR" w:bidi="fr-FR"/>
               </w:rPr>
-              <w:t>CCF ou ponctuelle selon voie ; dossier support confirme</w:t>
+              <w:t>CCF ou ponctuelle selon voie ; dossier support confirmé</w:t>
             </w:r>
           </w:p>
         </w:tc>

--- a/downloads/fiches/bts_management_economique_de_la_construction_fiche_evaluation.docx
+++ b/downloads/fiches/bts_management_economique_de_la_construction_fiche_evaluation.docx
@@ -9,11 +9,8 @@
       <w:r>
         <w:rPr>
           <w:b/>
-          <w:color w:val="1F4E79"/>
-          <w:sz w:val="32"/>
-          <w:lang w:val="fr-FR" w:eastAsia="fr-FR" w:bidi="fr-FR"/>
         </w:rPr>
-        <w:t>Fiche d'évaluation reconstituée - BTS Management économique de la construction</w:t>
+        <w:t>Fiche d'évaluation - BTS Management économique de la construction</w:t>
       </w:r>
     </w:p>
     <w:p>
@@ -27,31 +24,6 @@
           <w:lang w:val="fr-FR" w:eastAsia="fr-FR" w:bidi="fr-FR"/>
         </w:rPr>
         <w:t>Support évalué : Compte rendu / presentation d'activités professionnelles | Modalité : Mixte selon voie</w:t>
-      </w:r>
-    </w:p>
-    <w:p>
-      <w:pPr>
-        <w:jc w:val="center"/>
-      </w:pPr>
-      <w:r>
-        <w:rPr>
-          <w:b/>
-          <w:color w:val="C0504D"/>
-          <w:lang w:val="fr-FR" w:eastAsia="fr-FR" w:bidi="fr-FR"/>
-        </w:rPr>
-        <w:t>Trame minimale à compléter</w:t>
-      </w:r>
-    </w:p>
-    <w:p>
-      <w:pPr>
-        <w:spacing w:after="120"/>
-      </w:pPr>
-      <w:r>
-        <w:rPr>
-          <w:i/>
-          <w:lang w:val="fr-FR" w:eastAsia="fr-FR" w:bidi="fr-FR"/>
-        </w:rPr>
-        <w:t>Cette fiche est une reconstitution de travail à partir des sources publiques repérées au 2026-05-06. Elle ne remplace pas un formulaire national opposable lorsqu'une grille officielle complète existe par ailleurs.</w:t>
       </w:r>
     </w:p>
     <w:tbl>
@@ -108,9 +80,8 @@
             <w:r>
               <w:rPr>
                 <w:b/>
-                <w:lang w:val="fr-FR" w:eastAsia="fr-FR" w:bidi="fr-FR"/>
               </w:rPr>
-              <w:t>Modalité</w:t>
+              <w:t>Modalité d'évaluation</w:t>
             </w:r>
           </w:p>
         </w:tc>
@@ -169,10 +140,8 @@
           <w:p>
             <w:r>
               <w:rPr>
-                <w:b/>
-                <w:lang w:val="fr-FR" w:eastAsia="fr-FR" w:bidi="fr-FR"/>
+                <w:b w:val="0"/>
               </w:rPr>
-              <w:t>Statut documentaire</w:t>
             </w:r>
           </w:p>
         </w:tc>
@@ -184,9 +153,8 @@
           <w:p>
             <w:r>
               <w:rPr>
-                <w:lang w:val="fr-FR" w:eastAsia="fr-FR" w:bidi="fr-FR"/>
+                <w:b w:val="0"/>
               </w:rPr>
-              <w:t>CCF ou ponctuelle selon voie ; dossier support confirmé</w:t>
             </w:r>
           </w:p>
         </w:tc>
@@ -293,10 +261,8 @@
           <w:p>
             <w:r>
               <w:rPr>
-                <w:b/>
-                <w:lang w:val="fr-FR" w:eastAsia="fr-FR" w:bidi="fr-FR"/>
+                <w:b w:val="0"/>
               </w:rPr>
-              <w:t>Niveau de reconstitution</w:t>
             </w:r>
           </w:p>
         </w:tc>
@@ -308,71 +274,8 @@
           <w:p>
             <w:r>
               <w:rPr>
-                <w:lang w:val="fr-FR" w:eastAsia="fr-FR" w:bidi="fr-FR"/>
+                <w:b w:val="0"/>
               </w:rPr>
-              <w:t>Trame minimale à compléter</w:t>
-            </w:r>
-          </w:p>
-        </w:tc>
-      </w:tr>
-      <w:tr>
-        <w:tc>
-          <w:tcPr>
-            <w:tcW w:type="dxa" w:w="1814"/>
-            <w:vAlign w:val="center"/>
-            <w:shd w:fill="D9EAF7"/>
-          </w:tcPr>
-          <w:p>
-            <w:r>
-              <w:rPr>
-                <w:b/>
-                <w:lang w:val="fr-FR" w:eastAsia="fr-FR" w:bidi="fr-FR"/>
-              </w:rPr>
-              <w:t>Sources modèle</w:t>
-            </w:r>
-          </w:p>
-        </w:tc>
-        <w:tc>
-          <w:tcPr>
-            <w:tcW w:type="dxa" w:w="4535"/>
-            <w:vAlign w:val="center"/>
-          </w:tcPr>
-          <w:p>
-            <w:r>
-              <w:rPr>
-                <w:lang w:val="fr-FR" w:eastAsia="fr-FR" w:bidi="fr-FR"/>
-              </w:rPr>
-              <w:t>Le BTS 'Étude et économie de la construction' a été remplacé par le BTS 'Management économique de la construction' (MEC). Pour le BTS MEC, l'épreuve E62 'Compte rendu d'activité en milieu professionnel' est évaluée par un rapport et une soutenance sur l'expérience en entreprise. Une fiche de notation est proposée par la circulaire nationale pour le CCF.</w:t>
-            </w:r>
-          </w:p>
-        </w:tc>
-        <w:tc>
-          <w:tcPr>
-            <w:tcW w:type="dxa" w:w="1814"/>
-            <w:vAlign w:val="center"/>
-            <w:shd w:fill="D9EAF7"/>
-          </w:tcPr>
-          <w:p>
-            <w:r>
-              <w:rPr>
-                <w:b/>
-                <w:lang w:val="fr-FR" w:eastAsia="fr-FR" w:bidi="fr-FR"/>
-              </w:rPr>
-              <w:t>Document jury</w:t>
-            </w:r>
-          </w:p>
-        </w:tc>
-        <w:tc>
-          <w:tcPr>
-            <w:tcW w:type="dxa" w:w="6009"/>
-            <w:vAlign w:val="center"/>
-          </w:tcPr>
-          <w:p>
-            <w:r>
-              <w:rPr>
-                <w:lang w:val="fr-FR" w:eastAsia="fr-FR" w:bidi="fr-FR"/>
-              </w:rPr>
-              <w:t>https://www.education.gouv.fr/bo/20/Hebdo38/ESRS2019793A.htm</w:t>
             </w:r>
           </w:p>
         </w:tc>
@@ -1619,9 +1522,8 @@
             <w:r>
               <w:rPr>
                 <w:b/>
-                <w:lang w:val="fr-FR" w:eastAsia="fr-FR" w:bidi="fr-FR"/>
               </w:rPr>
-              <w:t>Décision / note / positionnement local</w:t>
+              <w:t>Note proposée</w:t>
             </w:r>
           </w:p>
         </w:tc>
@@ -1643,27 +1545,9 @@
     <w:p>
       <w:r>
         <w:rPr>
-          <w:b/>
-          <w:lang w:val="fr-FR" w:eastAsia="fr-FR" w:bidi="fr-FR"/>
-        </w:rPr>
-        <w:t>Fondement et sources de reconstitution</w:t>
-      </w:r>
-    </w:p>
-    <w:p>
-      <w:r>
-        <w:rPr>
           <w:lang w:val="fr-FR" w:eastAsia="fr-FR" w:bidi="fr-FR"/>
         </w:rPr>
         <w:t>Aucune grille intégrale publique n'a été isolée ; la fiche repose sur les indices documentaires disponibles pour ce BTS.</w:t>
-      </w:r>
-    </w:p>
-    <w:p>
-      <w:r>
-        <w:rPr>
-          <w:sz w:val="17"/>
-          <w:lang w:val="fr-FR" w:eastAsia="fr-FR" w:bidi="fr-FR"/>
-        </w:rPr>
-        <w:t>Référentiel : https://www.legifrance.gouv.fr/loda/id/JORFTEXT000043081584/2025-04-30/</w:t>
       </w:r>
     </w:p>
     <w:p>
